--- a/lessons/2-12-group1/homework.docx
+++ b/lessons/2-12-group1/homework.docx
@@ -115,7 +115,7 @@
           <wp:inline distT="0" distB="0" distL="0" distR="0">
             <wp:extent cx="1047750" cy="790575"/>
             <wp:effectExtent t="0" r="0" b="0" l="0"/>
-            <wp:docPr id="1" name="" descr="" title=""/>
+            <wp:docPr id="1" name="Product" descr="Picture illustrating the vocabulary word &quot;Product&quot;" title="Product"/>
             <wp:cNvGraphicFramePr>
               <a:graphicFrameLocks xmlns:a="http://schemas.openxmlformats.org/drawingml/2006/main" noChangeAspect="1"/>
             </wp:cNvGraphicFramePr>
@@ -161,10 +161,10 @@
           <w:b/>
           <w:bCs/>
         </w:rPr>
-        <w:t xml:space="preserve">Multiply Decimals (Multiplicar decimales)</w:t>
-      </w:r>
-      <w:r>
-        <w:t xml:space="preserve"> — Find the product of decimals, then use place value to place the decimal point.</w:t>
+        <w:t xml:space="preserve">Product (Producto)</w:t>
+      </w:r>
+      <w:r>
+        <w:t xml:space="preserve"> — The answer when you multiply.</w:t>
       </w:r>
     </w:p>
     <w:p>
@@ -176,9 +176,9 @@
       <w:r>
         <w:drawing>
           <wp:inline distT="0" distB="0" distL="0" distR="0">
-            <wp:extent cx="1047750" cy="790575"/>
+            <wp:extent cx="1047750" cy="628650"/>
             <wp:effectExtent t="0" r="0" b="0" l="0"/>
-            <wp:docPr id="1" name="" descr="" title=""/>
+            <wp:docPr id="1" name="Decimal point" descr="Picture illustrating the vocabulary word &quot;Decimal point&quot;" title="Decimal point"/>
             <wp:cNvGraphicFramePr>
               <a:graphicFrameLocks xmlns:a="http://schemas.openxmlformats.org/drawingml/2006/main" noChangeAspect="1"/>
             </wp:cNvGraphicFramePr>
@@ -201,7 +201,7 @@
                   <pic:spPr bwMode="auto">
                     <a:xfrm>
                       <a:off x="0" y="0"/>
-                      <a:ext cx="1047750" cy="790575"/>
+                      <a:ext cx="1047750" cy="628650"/>
                     </a:xfrm>
                     <a:prstGeom prst="rect">
                       <a:avLst/>
@@ -224,10 +224,10 @@
           <w:b/>
           <w:bCs/>
         </w:rPr>
-        <w:t xml:space="preserve">Product (Producto)</w:t>
-      </w:r>
-      <w:r>
-        <w:t xml:space="preserve"> — The answer when you multiply.</w:t>
+        <w:t xml:space="preserve">Decimal point (Punto decimal)</w:t>
+      </w:r>
+      <w:r>
+        <w:t xml:space="preserve"> — The dot that splits the whole number from the part after it.</w:t>
       </w:r>
     </w:p>
     <w:p>
@@ -239,9 +239,9 @@
       <w:r>
         <w:drawing>
           <wp:inline distT="0" distB="0" distL="0" distR="0">
-            <wp:extent cx="1047750" cy="628650"/>
+            <wp:extent cx="1047750" cy="790575"/>
             <wp:effectExtent t="0" r="0" b="0" l="0"/>
-            <wp:docPr id="1" name="" descr="" title=""/>
+            <wp:docPr id="1" name="Estimate" descr="Picture illustrating the vocabulary word &quot;Estimate&quot;" title="Estimate"/>
             <wp:cNvGraphicFramePr>
               <a:graphicFrameLocks xmlns:a="http://schemas.openxmlformats.org/drawingml/2006/main" noChangeAspect="1"/>
             </wp:cNvGraphicFramePr>
@@ -264,7 +264,7 @@
                   <pic:spPr bwMode="auto">
                     <a:xfrm>
                       <a:off x="0" y="0"/>
-                      <a:ext cx="1047750" cy="628650"/>
+                      <a:ext cx="1047750" cy="790575"/>
                     </a:xfrm>
                     <a:prstGeom prst="rect">
                       <a:avLst/>
@@ -287,10 +287,10 @@
           <w:b/>
           <w:bCs/>
         </w:rPr>
-        <w:t xml:space="preserve">Decimal point (Punto decimal)</w:t>
-      </w:r>
-      <w:r>
-        <w:t xml:space="preserve"> — The dot that splits the whole number from the part after it.</w:t>
+        <w:t xml:space="preserve">Estimate (Estimar)</w:t>
+      </w:r>
+      <w:r>
+        <w:t xml:space="preserve"> — A close answer you get by rounding first.</w:t>
       </w:r>
     </w:p>
     <w:p>
@@ -302,9 +302,9 @@
       <w:r>
         <w:drawing>
           <wp:inline distT="0" distB="0" distL="0" distR="0">
-            <wp:extent cx="1047750" cy="790575"/>
+            <wp:extent cx="1047750" cy="628650"/>
             <wp:effectExtent t="0" r="0" b="0" l="0"/>
-            <wp:docPr id="1" name="" descr="" title=""/>
+            <wp:docPr id="1" name="Place value" descr="Picture illustrating the vocabulary word &quot;Place value&quot;" title="Place value"/>
             <wp:cNvGraphicFramePr>
               <a:graphicFrameLocks xmlns:a="http://schemas.openxmlformats.org/drawingml/2006/main" noChangeAspect="1"/>
             </wp:cNvGraphicFramePr>
@@ -327,7 +327,7 @@
                   <pic:spPr bwMode="auto">
                     <a:xfrm>
                       <a:off x="0" y="0"/>
-                      <a:ext cx="1047750" cy="790575"/>
+                      <a:ext cx="1047750" cy="628650"/>
                     </a:xfrm>
                     <a:prstGeom prst="rect">
                       <a:avLst/>
@@ -350,10 +350,10 @@
           <w:b/>
           <w:bCs/>
         </w:rPr>
-        <w:t xml:space="preserve">Estimate (Estimar)</w:t>
-      </w:r>
-      <w:r>
-        <w:t xml:space="preserve"> — A close answer you get by rounding first.</w:t>
+        <w:t xml:space="preserve">Place value (Valor posicional)</w:t>
+      </w:r>
+      <w:r>
+        <w:t xml:space="preserve"> — What a digit is worth based on where it sits in a number.</w:t>
       </w:r>
     </w:p>
     <w:p>
@@ -365,9 +365,9 @@
       <w:r>
         <w:drawing>
           <wp:inline distT="0" distB="0" distL="0" distR="0">
-            <wp:extent cx="1047750" cy="628650"/>
+            <wp:extent cx="1047750" cy="790575"/>
             <wp:effectExtent t="0" r="0" b="0" l="0"/>
-            <wp:docPr id="1" name="" descr="" title=""/>
+            <wp:docPr id="1" name="Decimal places" descr="Picture illustrating the vocabulary word &quot;Decimal places&quot;" title="Decimal places"/>
             <wp:cNvGraphicFramePr>
               <a:graphicFrameLocks xmlns:a="http://schemas.openxmlformats.org/drawingml/2006/main" noChangeAspect="1"/>
             </wp:cNvGraphicFramePr>
@@ -390,69 +390,6 @@
                   <pic:spPr bwMode="auto">
                     <a:xfrm>
                       <a:off x="0" y="0"/>
-                      <a:ext cx="1047750" cy="628650"/>
-                    </a:xfrm>
-                    <a:prstGeom prst="rect">
-                      <a:avLst/>
-                    </a:prstGeom>
-                  </pic:spPr>
-                </pic:pic>
-              </a:graphicData>
-            </a:graphic>
-          </wp:inline>
-        </w:drawing>
-      </w:r>
-    </w:p>
-    <w:p>
-      <w:pPr>
-        <w:keepNext/>
-        <w:spacing w:after="120"/>
-      </w:pPr>
-      <w:r>
-        <w:rPr>
-          <w:b/>
-          <w:bCs/>
-        </w:rPr>
-        <w:t xml:space="preserve">Place value (Valor posicional)</w:t>
-      </w:r>
-      <w:r>
-        <w:t xml:space="preserve"> — What a digit is worth based on where it sits in a number.</w:t>
-      </w:r>
-    </w:p>
-    <w:p>
-      <w:pPr>
-        <w:keepNext/>
-        <w:spacing w:after="20" w:before="80"/>
-        <w:jc w:val="center"/>
-      </w:pPr>
-      <w:r>
-        <w:drawing>
-          <wp:inline distT="0" distB="0" distL="0" distR="0">
-            <wp:extent cx="1047750" cy="790575"/>
-            <wp:effectExtent t="0" r="0" b="0" l="0"/>
-            <wp:docPr id="1" name="" descr="" title=""/>
-            <wp:cNvGraphicFramePr>
-              <a:graphicFrameLocks xmlns:a="http://schemas.openxmlformats.org/drawingml/2006/main" noChangeAspect="1"/>
-            </wp:cNvGraphicFramePr>
-            <a:graphic xmlns:a="http://schemas.openxmlformats.org/drawingml/2006/main">
-              <a:graphicData uri="http://schemas.openxmlformats.org/drawingml/2006/picture">
-                <pic:pic xmlns:pic="http://schemas.openxmlformats.org/drawingml/2006/picture">
-                  <pic:nvPicPr>
-                    <pic:cNvPr id="0" name="" descr=""/>
-                    <pic:cNvPicPr>
-                      <a:picLocks noChangeAspect="1" noChangeArrowheads="1"/>
-                    </pic:cNvPicPr>
-                  </pic:nvPicPr>
-                  <pic:blipFill>
-                    <a:blip r:embed="rId12" cstate="none"/>
-                    <a:srcRect/>
-                    <a:stretch>
-                      <a:fillRect/>
-                    </a:stretch>
-                  </pic:blipFill>
-                  <pic:spPr bwMode="auto">
-                    <a:xfrm>
-                      <a:off x="0" y="0"/>
                       <a:ext cx="1047750" cy="790575"/>
                     </a:xfrm>
                     <a:prstGeom prst="rect">
@@ -524,31 +461,31 @@
         <w:spacing w:after="40" w:before="0"/>
       </w:pPr>
       <w:r>
-        <w:t xml:space="preserve">     A. 8.84</w:t>
-      </w:r>
-    </w:p>
-    <w:p>
-      <w:pPr>
-        <w:spacing w:after="40" w:before="0"/>
-      </w:pPr>
-      <w:r>
-        <w:t xml:space="preserve">     B. 88.4</w:t>
-      </w:r>
-    </w:p>
-    <w:p>
-      <w:pPr>
-        <w:spacing w:after="40" w:before="0"/>
-      </w:pPr>
-      <w:r>
-        <w:t xml:space="preserve">     C. 0.884</w:t>
-      </w:r>
-    </w:p>
-    <w:p>
-      <w:pPr>
-        <w:spacing w:after="40" w:before="0"/>
-      </w:pPr>
-      <w:r>
-        <w:t xml:space="preserve">     D. 8.48</w:t>
+        <w:t xml:space="preserve">     A. 0.884</w:t>
+      </w:r>
+    </w:p>
+    <w:p>
+      <w:pPr>
+        <w:spacing w:after="40" w:before="0"/>
+      </w:pPr>
+      <w:r>
+        <w:t xml:space="preserve">     B. 8.48</w:t>
+      </w:r>
+    </w:p>
+    <w:p>
+      <w:pPr>
+        <w:spacing w:after="40" w:before="0"/>
+      </w:pPr>
+      <w:r>
+        <w:t xml:space="preserve">     C. 8.84</w:t>
+      </w:r>
+    </w:p>
+    <w:p>
+      <w:pPr>
+        <w:spacing w:after="40" w:before="0"/>
+      </w:pPr>
+      <w:r>
+        <w:t xml:space="preserve">     D. 88.4</w:t>
       </w:r>
     </w:p>
     <w:p>
@@ -579,31 +516,31 @@
         <w:spacing w:after="40" w:before="0"/>
       </w:pPr>
       <w:r>
-        <w:t xml:space="preserve">     A. 1.05</w:t>
-      </w:r>
-    </w:p>
-    <w:p>
-      <w:pPr>
-        <w:spacing w:after="40" w:before="0"/>
-      </w:pPr>
-      <w:r>
-        <w:t xml:space="preserve">     B. 10.5</w:t>
-      </w:r>
-    </w:p>
-    <w:p>
-      <w:pPr>
-        <w:spacing w:after="40" w:before="0"/>
-      </w:pPr>
-      <w:r>
-        <w:t xml:space="preserve">     C. 0.105</w:t>
-      </w:r>
-    </w:p>
-    <w:p>
-      <w:pPr>
-        <w:spacing w:after="40" w:before="0"/>
-      </w:pPr>
-      <w:r>
-        <w:t xml:space="preserve">     D. 1.50</w:t>
+        <w:t xml:space="preserve">     A. 0.105</w:t>
+      </w:r>
+    </w:p>
+    <w:p>
+      <w:pPr>
+        <w:spacing w:after="40" w:before="0"/>
+      </w:pPr>
+      <w:r>
+        <w:t xml:space="preserve">     B. 1.05</w:t>
+      </w:r>
+    </w:p>
+    <w:p>
+      <w:pPr>
+        <w:spacing w:after="40" w:before="0"/>
+      </w:pPr>
+      <w:r>
+        <w:t xml:space="preserve">     C. 1.50</w:t>
+      </w:r>
+    </w:p>
+    <w:p>
+      <w:pPr>
+        <w:spacing w:after="40" w:before="0"/>
+      </w:pPr>
+      <w:r>
+        <w:t xml:space="preserve">     D. 10.5</w:t>
       </w:r>
     </w:p>
     <w:p>
@@ -626,39 +563,39 @@
           <w:b/>
           <w:bCs/>
         </w:rPr>
-        <w:t xml:space="preserve">3. Spot the Common Mistake — Placing the Decimal Point</w:t>
-      </w:r>
-    </w:p>
-    <w:p>
-      <w:pPr>
-        <w:spacing w:after="40" w:before="0"/>
-      </w:pPr>
-      <w:r>
-        <w:t xml:space="preserve">   Step 1 (Problem): 1.5 × 2.4</w:t>
-      </w:r>
-    </w:p>
-    <w:p>
-      <w:pPr>
-        <w:spacing w:after="40" w:before="0"/>
-      </w:pPr>
-      <w:r>
-        <w:t xml:space="preserve">   Step 2 (Multiply as whole numbers): 15 × 24 = 360</w:t>
-      </w:r>
-    </w:p>
-    <w:p>
-      <w:pPr>
-        <w:spacing w:after="40" w:before="0"/>
-      </w:pPr>
-      <w:r>
-        <w:t xml:space="preserve">   Step 3 (Count decimal places): 1.5 has 1 decimal place and 2.4 has 1 decimal place → 2 total</w:t>
-      </w:r>
-    </w:p>
-    <w:p>
-      <w:pPr>
-        <w:spacing w:after="40" w:before="0"/>
-      </w:pPr>
-      <w:r>
-        <w:t xml:space="preserve">   Step 4 (Place the decimal point): Move the point 2 places in 360 to get 0.36</w:t>
+        <w:t xml:space="preserve">3. Spot the Common Mistake — Counting Decimal Places</w:t>
+      </w:r>
+    </w:p>
+    <w:p>
+      <w:pPr>
+        <w:spacing w:after="40" w:before="0"/>
+      </w:pPr>
+      <w:r>
+        <w:t xml:space="preserve">   Step 1 (Problem): 0.3 × 0.6</w:t>
+      </w:r>
+    </w:p>
+    <w:p>
+      <w:pPr>
+        <w:spacing w:after="40" w:before="0"/>
+      </w:pPr>
+      <w:r>
+        <w:t xml:space="preserve">   Step 2 (Multiply as whole numbers): 3 × 6 = 18</w:t>
+      </w:r>
+    </w:p>
+    <w:p>
+      <w:pPr>
+        <w:spacing w:after="40" w:before="0"/>
+      </w:pPr>
+      <w:r>
+        <w:t xml:space="preserve">   Step 3 (Count decimal places): 0.3 has 1 decimal place and 0.6 has 1 decimal place → 1 total</w:t>
+      </w:r>
+    </w:p>
+    <w:p>
+      <w:pPr>
+        <w:spacing w:after="40" w:before="0"/>
+      </w:pPr>
+      <w:r>
+        <w:t xml:space="preserve">   Step 4 (Place the decimal point): Move the point 1 place in 18 to get 1.8</w:t>
       </w:r>
     </w:p>
     <w:p>
@@ -715,39 +652,39 @@
           <w:b/>
           <w:bCs/>
         </w:rPr>
-        <w:t xml:space="preserve">4. A customer orders 3 taco baskets at $4.25 each. What is the total before tax?</w:t>
-      </w:r>
-    </w:p>
-    <w:p>
-      <w:pPr>
-        <w:spacing w:after="40" w:before="0"/>
-      </w:pPr>
-      <w:r>
-        <w:t xml:space="preserve">     A. $12.75</w:t>
-      </w:r>
-    </w:p>
-    <w:p>
-      <w:pPr>
-        <w:spacing w:after="40" w:before="0"/>
-      </w:pPr>
-      <w:r>
-        <w:t xml:space="preserve">     B. $12.15</w:t>
-      </w:r>
-    </w:p>
-    <w:p>
-      <w:pPr>
-        <w:spacing w:after="40" w:before="0"/>
-      </w:pPr>
-      <w:r>
-        <w:t xml:space="preserve">     C. $1.275</w:t>
-      </w:r>
-    </w:p>
-    <w:p>
-      <w:pPr>
-        <w:spacing w:after="40" w:before="0"/>
-      </w:pPr>
-      <w:r>
-        <w:t xml:space="preserve">     D. $127.50</w:t>
+        <w:t xml:space="preserve">4. A car travels 55.5 miles per hour for 2.4 hours. How far does it go?</w:t>
+      </w:r>
+    </w:p>
+    <w:p>
+      <w:pPr>
+        <w:spacing w:after="40" w:before="0"/>
+      </w:pPr>
+      <w:r>
+        <w:t xml:space="preserve">     A. 13.32 miles</w:t>
+      </w:r>
+    </w:p>
+    <w:p>
+      <w:pPr>
+        <w:spacing w:after="40" w:before="0"/>
+      </w:pPr>
+      <w:r>
+        <w:t xml:space="preserve">     B. 57.9 miles</w:t>
+      </w:r>
+    </w:p>
+    <w:p>
+      <w:pPr>
+        <w:spacing w:after="40" w:before="0"/>
+      </w:pPr>
+      <w:r>
+        <w:t xml:space="preserve">     C. 133.2 miles</w:t>
+      </w:r>
+    </w:p>
+    <w:p>
+      <w:pPr>
+        <w:spacing w:after="40" w:before="0"/>
+      </w:pPr>
+      <w:r>
+        <w:t xml:space="preserve">     D. 1,332 miles</w:t>
       </w:r>
     </w:p>
     <w:p>
@@ -770,149 +707,39 @@
           <w:b/>
           <w:bCs/>
         </w:rPr>
-        <w:t xml:space="preserve">5. Each lemonade uses 0.6 of a cup of sugar, and sugar costs $0.40 per cup. How much sugar cost is in one lemonade? (0.6 × 0.4)</w:t>
-      </w:r>
-    </w:p>
-    <w:p>
-      <w:pPr>
-        <w:spacing w:after="40" w:before="0"/>
-      </w:pPr>
-      <w:r>
-        <w:t xml:space="preserve">     A. $0.24</w:t>
-      </w:r>
-    </w:p>
-    <w:p>
-      <w:pPr>
-        <w:spacing w:after="40" w:before="0"/>
-      </w:pPr>
-      <w:r>
-        <w:t xml:space="preserve">     B. $2.40</w:t>
-      </w:r>
-    </w:p>
-    <w:p>
-      <w:pPr>
-        <w:spacing w:after="40" w:before="0"/>
-      </w:pPr>
-      <w:r>
-        <w:t xml:space="preserve">     C. $0.024</w:t>
-      </w:r>
-    </w:p>
-    <w:p>
-      <w:pPr>
-        <w:spacing w:after="40" w:before="0"/>
-      </w:pPr>
-      <w:r>
-        <w:t xml:space="preserve">     D. $24.00</w:t>
-      </w:r>
-    </w:p>
-    <w:p>
-      <w:pPr>
-        <w:spacing w:after="60" w:before="120"/>
-      </w:pPr>
-      <w:r>
-        <w:rPr>
-          <w:color w:val="BBBBBB"/>
-        </w:rPr>
-        <w:t xml:space="preserve">______________________________________________________________________</w:t>
-      </w:r>
-    </w:p>
-    <w:p>
-      <w:pPr>
-        <w:spacing w:after="80" w:before="0"/>
-      </w:pPr>
-      <w:r>
-        <w:rPr>
-          <w:b/>
-          <w:bCs/>
-        </w:rPr>
-        <w:t xml:space="preserve">6. The truck sells 2.5 pounds of fries, and each pound earns $1.20 in profit. What is the total profit? (2.5 × 1.2)</w:t>
-      </w:r>
-    </w:p>
-    <w:p>
-      <w:pPr>
-        <w:spacing w:after="40" w:before="0"/>
-      </w:pPr>
-      <w:r>
-        <w:t xml:space="preserve">     A. $3.00</w:t>
-      </w:r>
-    </w:p>
-    <w:p>
-      <w:pPr>
-        <w:spacing w:after="40" w:before="0"/>
-      </w:pPr>
-      <w:r>
-        <w:t xml:space="preserve">     B. $30.00</w:t>
-      </w:r>
-    </w:p>
-    <w:p>
-      <w:pPr>
-        <w:spacing w:after="40" w:before="0"/>
-      </w:pPr>
-      <w:r>
-        <w:t xml:space="preserve">     C. $0.30</w:t>
-      </w:r>
-    </w:p>
-    <w:p>
-      <w:pPr>
-        <w:spacing w:after="40" w:before="0"/>
-      </w:pPr>
-      <w:r>
-        <w:t xml:space="preserve">     D. $3.70</w:t>
-      </w:r>
-    </w:p>
-    <w:p>
-      <w:pPr>
-        <w:spacing w:after="60" w:before="120"/>
-      </w:pPr>
-      <w:r>
-        <w:rPr>
-          <w:color w:val="BBBBBB"/>
-        </w:rPr>
-        <w:t xml:space="preserve">______________________________________________________________________</w:t>
-      </w:r>
-    </w:p>
-    <w:p>
-      <w:pPr>
-        <w:spacing w:after="80" w:before="0"/>
-      </w:pPr>
-      <w:r>
-        <w:rPr>
-          <w:b/>
-          <w:bCs/>
-        </w:rPr>
-        <w:t xml:space="preserve">7. Level 2 Extension — Find the Cashier's Mistake</w:t>
-      </w:r>
-    </w:p>
-    <w:p>
-      <w:pPr>
-        <w:spacing w:after="40" w:before="0"/>
-      </w:pPr>
-      <w:r>
-        <w:t xml:space="preserve">   Step 1 (Order): 2 burrito bowls at $6.45 each: 2 × 6.45</w:t>
-      </w:r>
-    </w:p>
-    <w:p>
-      <w:pPr>
-        <w:spacing w:after="40" w:before="0"/>
-      </w:pPr>
-      <w:r>
-        <w:t xml:space="preserve">   Step 2 (Multiply as whole numbers): 2 × 645 = 1,290</w:t>
-      </w:r>
-    </w:p>
-    <w:p>
-      <w:pPr>
-        <w:spacing w:after="40" w:before="0"/>
-      </w:pPr>
-      <w:r>
-        <w:t xml:space="preserve">   Step 3 (Count decimal places): 6.45 has 2 decimal places → 2 total</w:t>
-      </w:r>
-    </w:p>
-    <w:p>
-      <w:pPr>
-        <w:spacing w:after="40" w:before="0"/>
-      </w:pPr>
-      <w:r>
-        <w:t xml:space="preserve">   Step 4 (Place the decimal point): 129.0, so the total is $129.00</w:t>
+        <w:t xml:space="preserve">5. Spot the Common Mistake — Placing the Decimal Point</w:t>
+      </w:r>
+    </w:p>
+    <w:p>
+      <w:pPr>
+        <w:spacing w:after="40" w:before="0"/>
+      </w:pPr>
+      <w:r>
+        <w:t xml:space="preserve">   Step 1 (Problem): 1.5 × 2.4</w:t>
+      </w:r>
+    </w:p>
+    <w:p>
+      <w:pPr>
+        <w:spacing w:after="40" w:before="0"/>
+      </w:pPr>
+      <w:r>
+        <w:t xml:space="preserve">   Step 2 (Multiply as whole numbers): 15 × 24 = 360</w:t>
+      </w:r>
+    </w:p>
+    <w:p>
+      <w:pPr>
+        <w:spacing w:after="40" w:before="0"/>
+      </w:pPr>
+      <w:r>
+        <w:t xml:space="preserve">   Step 3 (Count decimal places): 1.5 has 1 decimal place and 2.4 has 1 decimal place → 2 total</w:t>
+      </w:r>
+    </w:p>
+    <w:p>
+      <w:pPr>
+        <w:spacing w:after="40" w:before="0"/>
+      </w:pPr>
+      <w:r>
+        <w:t xml:space="preserve">   Step 4 (Place the decimal point): Move the point 2 places in 360 to get 0.36</w:t>
       </w:r>
     </w:p>
     <w:p>
@@ -969,39 +796,188 @@
           <w:b/>
           <w:bCs/>
         </w:rPr>
-        <w:t xml:space="preserve">8. Find Kai's Mistake</w:t>
-      </w:r>
-    </w:p>
-    <w:p>
-      <w:pPr>
-        <w:spacing w:after="40" w:before="0"/>
-      </w:pPr>
-      <w:r>
-        <w:t xml:space="preserve">   Step 1 (Problem): 2.4 × 3.15</w:t>
-      </w:r>
-    </w:p>
-    <w:p>
-      <w:pPr>
-        <w:spacing w:after="40" w:before="0"/>
-      </w:pPr>
-      <w:r>
-        <w:t xml:space="preserve">   Step 2 (Multiply as whole numbers): 24 × 315 = 7,560</w:t>
-      </w:r>
-    </w:p>
-    <w:p>
-      <w:pPr>
-        <w:spacing w:after="40" w:before="0"/>
-      </w:pPr>
-      <w:r>
-        <w:t xml:space="preserve">   Step 3 (Count decimal places): 2.4 has 1 decimal place, 3.15 has 2 decimal places → 2 total</w:t>
-      </w:r>
-    </w:p>
-    <w:p>
-      <w:pPr>
-        <w:spacing w:after="40" w:before="0"/>
-      </w:pPr>
-      <w:r>
-        <w:t xml:space="preserve">   Step 4 (Place decimal): 75.60</w:t>
+        <w:t xml:space="preserve">6. A customer orders 3 taco baskets at $4.25 each. What is the total before tax?</w:t>
+      </w:r>
+    </w:p>
+    <w:p>
+      <w:pPr>
+        <w:spacing w:after="40" w:before="0"/>
+      </w:pPr>
+      <w:r>
+        <w:t xml:space="preserve">     A. $1.275</w:t>
+      </w:r>
+    </w:p>
+    <w:p>
+      <w:pPr>
+        <w:spacing w:after="40" w:before="0"/>
+      </w:pPr>
+      <w:r>
+        <w:t xml:space="preserve">     B. $12.15</w:t>
+      </w:r>
+    </w:p>
+    <w:p>
+      <w:pPr>
+        <w:spacing w:after="40" w:before="0"/>
+      </w:pPr>
+      <w:r>
+        <w:t xml:space="preserve">     C. $12.75</w:t>
+      </w:r>
+    </w:p>
+    <w:p>
+      <w:pPr>
+        <w:spacing w:after="40" w:before="0"/>
+      </w:pPr>
+      <w:r>
+        <w:t xml:space="preserve">     D. $127.50</w:t>
+      </w:r>
+    </w:p>
+    <w:p>
+      <w:pPr>
+        <w:spacing w:after="60" w:before="120"/>
+      </w:pPr>
+      <w:r>
+        <w:rPr>
+          <w:color w:val="BBBBBB"/>
+        </w:rPr>
+        <w:t xml:space="preserve">______________________________________________________________________</w:t>
+      </w:r>
+    </w:p>
+    <w:p>
+      <w:pPr>
+        <w:spacing w:after="80" w:before="0"/>
+      </w:pPr>
+      <w:r>
+        <w:rPr>
+          <w:b/>
+          <w:bCs/>
+        </w:rPr>
+        <w:t xml:space="preserve">7. Each lemonade uses 0.6 of a cup of sugar, and sugar costs $0.40 per cup. How much sugar cost is in one lemonade? (0.6 × 0.4)</w:t>
+      </w:r>
+    </w:p>
+    <w:p>
+      <w:pPr>
+        <w:spacing w:after="40" w:before="0"/>
+      </w:pPr>
+      <w:r>
+        <w:t xml:space="preserve">     A. $0.024</w:t>
+      </w:r>
+    </w:p>
+    <w:p>
+      <w:pPr>
+        <w:spacing w:after="40" w:before="0"/>
+      </w:pPr>
+      <w:r>
+        <w:t xml:space="preserve">     B. $0.24</w:t>
+      </w:r>
+    </w:p>
+    <w:p>
+      <w:pPr>
+        <w:spacing w:after="40" w:before="0"/>
+      </w:pPr>
+      <w:r>
+        <w:t xml:space="preserve">     C. $2.40</w:t>
+      </w:r>
+    </w:p>
+    <w:p>
+      <w:pPr>
+        <w:spacing w:after="40" w:before="0"/>
+      </w:pPr>
+      <w:r>
+        <w:t xml:space="preserve">     D. $24.00</w:t>
+      </w:r>
+    </w:p>
+    <w:p>
+      <w:pPr>
+        <w:spacing w:after="60" w:before="120"/>
+      </w:pPr>
+      <w:r>
+        <w:rPr>
+          <w:color w:val="BBBBBB"/>
+        </w:rPr>
+        <w:t xml:space="preserve">______________________________________________________________________</w:t>
+      </w:r>
+    </w:p>
+    <w:p>
+      <w:pPr>
+        <w:spacing w:after="80" w:before="0"/>
+      </w:pPr>
+      <w:r>
+        <w:rPr>
+          <w:b/>
+          <w:bCs/>
+        </w:rPr>
+        <w:t xml:space="preserve">8. The truck sells 2.5 pounds of fries, and each pound earns $1.20 in profit. What is the total profit? (2.5 × 1.2)</w:t>
+      </w:r>
+    </w:p>
+    <w:p>
+      <w:pPr>
+        <w:spacing w:after="40" w:before="0"/>
+      </w:pPr>
+      <w:r>
+        <w:t xml:space="preserve">     A. $0.30</w:t>
+      </w:r>
+    </w:p>
+    <w:p>
+      <w:pPr>
+        <w:spacing w:after="40" w:before="0"/>
+      </w:pPr>
+      <w:r>
+        <w:t xml:space="preserve">     B. $3.00</w:t>
+      </w:r>
+    </w:p>
+    <w:p>
+      <w:pPr>
+        <w:spacing w:after="40" w:before="0"/>
+      </w:pPr>
+      <w:r>
+        <w:t xml:space="preserve">     C. $3.70</w:t>
+      </w:r>
+    </w:p>
+    <w:p>
+      <w:pPr>
+        <w:spacing w:after="40" w:before="0"/>
+      </w:pPr>
+      <w:r>
+        <w:t xml:space="preserve">     D. $30.00</w:t>
+      </w:r>
+    </w:p>
+    <w:p>
+      <w:pPr>
+        <w:spacing w:after="60" w:before="120"/>
+      </w:pPr>
+      <w:r>
+        <w:rPr>
+          <w:color w:val="BBBBBB"/>
+        </w:rPr>
+        <w:t xml:space="preserve">______________________________________________________________________</w:t>
+      </w:r>
+    </w:p>
+    <w:p>
+      <w:pPr>
+        <w:spacing w:after="80" w:before="0"/>
+      </w:pPr>
+      <w:r>
+        <w:rPr>
+          <w:b/>
+          <w:bCs/>
+        </w:rPr>
+        <w:t xml:space="preserve">9. Fix our table's thinking</w:t>
+      </w:r>
+    </w:p>
+    <w:p>
+      <w:pPr>
+        <w:spacing w:after="40" w:before="0"/>
+      </w:pPr>
+      <w:r>
+        <w:t xml:space="preserve">   Step 1 (The problem): Which estimate is closest to 4.8 × 3.2?</w:t>
+      </w:r>
+    </w:p>
+    <w:p>
+      <w:pPr>
+        <w:spacing w:after="40" w:before="0"/>
+      </w:pPr>
+      <w:r>
+        <w:t xml:space="preserve">   Step 2 (A classmate at our table answered): 48 × 32 = 1,536</w:t>
       </w:r>
     </w:p>
     <w:p>
@@ -1076,7 +1052,7 @@
           <w:b/>
           <w:bCs/>
         </w:rPr>
-        <w:t xml:space="preserve">1. A. 8.84</w:t>
+        <w:t xml:space="preserve">1. C. 8.84</w:t>
       </w:r>
     </w:p>
     <w:p>
@@ -1108,7 +1084,7 @@
           <w:b/>
           <w:bCs/>
         </w:rPr>
-        <w:t xml:space="preserve">2. A. 1.05</w:t>
+        <w:t xml:space="preserve">2. B. 1.05</w:t>
       </w:r>
     </w:p>
     <w:p>
@@ -1140,7 +1116,7 @@
           <w:b/>
           <w:bCs/>
         </w:rPr>
-        <w:t xml:space="preserve">3. Spot the Common Mistake — Placing the Decimal Point</w:t>
+        <w:t xml:space="preserve">3. Spot the Common Mistake — Counting Decimal Places</w:t>
       </w:r>
     </w:p>
     <w:p>
@@ -1148,7 +1124,7 @@
         <w:spacing w:after="20" w:before="0"/>
       </w:pPr>
       <w:r>
-        <w:t xml:space="preserve">     The mistake is in Step 4.</w:t>
+        <w:t xml:space="preserve">     The mistake is in Step 3.</w:t>
       </w:r>
     </w:p>
     <w:p>
@@ -1156,7 +1132,7 @@
         <w:spacing w:after="20" w:before="0"/>
       </w:pPr>
       <w:r>
-        <w:t xml:space="preserve">     Correct work: The whole-number product 15 × 24 = 360 and the count of 2 decimal places are both correct. The mistake is in placing the point: moving it 2 places from the right in 360 gives 3.60, not 0.36. So 1.5 × 2.4 = 3.6. An estimate of 2 × 2 = 4 confirms 3.6 is reasonable, while 0.36 is far too small.</w:t>
+        <w:t xml:space="preserve">     Correct work: The whole-number product 3 × 6 = 18 is correct, but the decimal-place count is wrong. 0.3 has 1 place and 0.6 has 1 place, so 1 + 1 = 2 total places — not 1. Move the point 2 places from the right in 18 to get 0.18. So 0.3 × 0.6 = 0.18.</w:t>
       </w:r>
     </w:p>
     <w:p>
@@ -1164,19 +1140,19 @@
         <w:spacing w:after="80" w:before="0"/>
       </w:pPr>
       <w:r>
-        <w:t xml:space="preserve">     Watch for: The digits 15 × 24 = 360 and the count of 2 decimal places are both correct; only the placement is off. Counting 2 places from the right end of 360 lands the point between the 3 and the 6, giving 3.60 = 3.6. An estimate of 2 × 2 = 4 confirms that 3.6 is the reasonable size and 0.36 is about ten times too small.</w:t>
-      </w:r>
-    </w:p>
-    <w:p>
-      <w:pPr>
-        <w:spacing w:after="40" w:before="0"/>
-      </w:pPr>
-      <w:r>
-        <w:rPr>
-          <w:b/>
-          <w:bCs/>
-        </w:rPr>
-        <w:t xml:space="preserve">4. A. $12.75</w:t>
+        <w:t xml:space="preserve">     Watch for: The count of decimal places is wrong. 0.3 has 1 decimal place and 0.6 has 1, so the product needs 1 + 1 = 2 places, not 1. The digits 3 × 6 = 18 are correct, and moving the point 2 places from the right gives 0.18. That size also makes sense: taking 0.3 of 0.6 must land below both factors, so 1.8 is far too large.</w:t>
+      </w:r>
+    </w:p>
+    <w:p>
+      <w:pPr>
+        <w:spacing w:after="40" w:before="0"/>
+      </w:pPr>
+      <w:r>
+        <w:rPr>
+          <w:b/>
+          <w:bCs/>
+        </w:rPr>
+        <w:t xml:space="preserve">4. C. 133.2 miles</w:t>
       </w:r>
     </w:p>
     <w:p>
@@ -1184,7 +1160,7 @@
         <w:spacing w:after="20" w:before="0"/>
       </w:pPr>
       <w:r>
-        <w:t xml:space="preserve">     3 × 425 = 1,275. The factor $4.25 has 2 decimal places, so 3 × $4.25 = $12.75.</w:t>
+        <w:t xml:space="preserve">     555 × 24 = 13,320. Total decimal places: 1 + 1 = 2. Answer: 133.20 = 133.2 miles.</w:t>
       </w:r>
     </w:p>
     <w:p>
@@ -1208,7 +1184,7 @@
           <w:b/>
           <w:bCs/>
         </w:rPr>
-        <w:t xml:space="preserve">5. A. $0.24</w:t>
+        <w:t xml:space="preserve">5. Spot the Common Mistake — Placing the Decimal Point</w:t>
       </w:r>
     </w:p>
     <w:p>
@@ -1216,7 +1192,43 @@
         <w:spacing w:after="20" w:before="0"/>
       </w:pPr>
       <w:r>
-        <w:t xml:space="preserve">     6 × 4 = 24. There are 2 total decimal places (1 + 1), so 0.6 × 0.4 = 0.24, which is $0.24.</w:t>
+        <w:t xml:space="preserve">     The mistake is in Step 4.</w:t>
+      </w:r>
+    </w:p>
+    <w:p>
+      <w:pPr>
+        <w:spacing w:after="20" w:before="0"/>
+      </w:pPr>
+      <w:r>
+        <w:t xml:space="preserve">     Correct work: The whole-number product 15 × 24 = 360 and the count of 2 decimal places are both correct. The mistake is in placing the point: moving it 2 places from the right in 360 gives 3.60, not 0.36. So 1.5 × 2.4 = 3.6. An estimate of 2 × 2 = 4 confirms 3.6 is reasonable, while 0.36 is far too small.</w:t>
+      </w:r>
+    </w:p>
+    <w:p>
+      <w:pPr>
+        <w:spacing w:after="80" w:before="0"/>
+      </w:pPr>
+      <w:r>
+        <w:t xml:space="preserve">     Watch for: The digits 15 × 24 = 360 and the count of 2 decimal places are both correct; only the placement is off. Counting 2 places from the right end of 360 lands the point between the 3 and the 6, giving 3.60 = 3.6. An estimate of 2 × 2 = 4 confirms that 3.6 is the reasonable size and 0.36 is about ten times too small.</w:t>
+      </w:r>
+    </w:p>
+    <w:p>
+      <w:pPr>
+        <w:spacing w:after="40" w:before="0"/>
+      </w:pPr>
+      <w:r>
+        <w:rPr>
+          <w:b/>
+          <w:bCs/>
+        </w:rPr>
+        <w:t xml:space="preserve">6. C. $12.75</w:t>
+      </w:r>
+    </w:p>
+    <w:p>
+      <w:pPr>
+        <w:spacing w:after="20" w:before="0"/>
+      </w:pPr>
+      <w:r>
+        <w:t xml:space="preserve">     3 × 425 = 1,275. The factor $4.25 has 2 decimal places, so 3 × $4.25 = $12.75.</w:t>
       </w:r>
     </w:p>
     <w:p>
@@ -1240,7 +1252,7 @@
           <w:b/>
           <w:bCs/>
         </w:rPr>
-        <w:t xml:space="preserve">6. A. $3.00</w:t>
+        <w:t xml:space="preserve">7. B. $0.24</w:t>
       </w:r>
     </w:p>
     <w:p>
@@ -1248,7 +1260,7 @@
         <w:spacing w:after="20" w:before="0"/>
       </w:pPr>
       <w:r>
-        <w:t xml:space="preserve">     25 × 12 = 300. There are 2 total decimal places (1 + 1), so 2.5 × 1.2 = 3.00 = $3.00.</w:t>
+        <w:t xml:space="preserve">     6 × 4 = 24. There are 2 total decimal places (1 + 1), so 0.6 × 0.4 = 0.24, which is $0.24.</w:t>
       </w:r>
     </w:p>
     <w:p>
@@ -1272,7 +1284,7 @@
           <w:b/>
           <w:bCs/>
         </w:rPr>
-        <w:t xml:space="preserve">7. Level 2 Extension — Find the Cashier's Mistake</w:t>
+        <w:t xml:space="preserve">8. B. $3.00</w:t>
       </w:r>
     </w:p>
     <w:p>
@@ -1280,7 +1292,31 @@
         <w:spacing w:after="20" w:before="0"/>
       </w:pPr>
       <w:r>
-        <w:t xml:space="preserve">     The mistake is in Step 4.</w:t>
+        <w:t xml:space="preserve">     25 × 12 = 300. There are 2 total decimal places (1 + 1), so 2.5 × 1.2 = 3.00 = $3.00.</w:t>
+      </w:r>
+    </w:p>
+    <w:p>
+      <w:pPr>
+        <w:spacing w:after="80" w:before="0"/>
+      </w:pPr>
+      <w:r>
+        <w:rPr>
+          <w:i/>
+          <w:iCs/>
+        </w:rPr>
+        <w:t xml:space="preserve">     Watch for: A common mistake in Multiply Decimals is counting decimal places from only one factor instead of adding the decimal places from BOTH factors. For example, in 0.4 × 0.06, a student multiplies 4 × 6 = 24, then places the decimal point using just one factor's place count (1 place), writing 0.24 instead of the correct answer: 0.4 has 1 decimal place and 0.06 has 2 decimal places, for a total of 3, so 24 becomes 0.024. Before you submit, count the decimal places in EACH factor separately and add them together — that total is how many decimal places belong in your final answer.</w:t>
+      </w:r>
+    </w:p>
+    <w:p>
+      <w:pPr>
+        <w:spacing w:after="40" w:before="0"/>
+      </w:pPr>
+      <w:r>
+        <w:rPr>
+          <w:b/>
+          <w:bCs/>
+        </w:rPr>
+        <w:t xml:space="preserve">9. Fix our table's thinking</w:t>
       </w:r>
     </w:p>
     <w:p>
@@ -1288,27 +1324,7 @@
         <w:spacing w:after="20" w:before="0"/>
       </w:pPr>
       <w:r>
-        <w:t xml:space="preserve">     Correct work: The whole-number product 1,290 and the count of 2 decimal places are both correct. The mistake is placing the decimal point: move it 2 places from the right in 1,290 to get 12.90, so the total is $12.90 — not $129.00.</w:t>
-      </w:r>
-    </w:p>
-    <w:p>
-      <w:pPr>
-        <w:spacing w:after="80" w:before="0"/>
-      </w:pPr>
-      <w:r>
-        <w:t xml:space="preserve">     Watch for: The digits 2 × 645 = 1,290 and the count of 2 decimal places are both right, so only the placement is wrong. Counting 2 places from the right end of 1,290 puts the point between the 2 and the 9, giving $12.90. Two bowls at about $6 each should cost around $13, so $129.00 is ten times too big.</w:t>
-      </w:r>
-    </w:p>
-    <w:p>
-      <w:pPr>
-        <w:spacing w:after="40" w:before="0"/>
-      </w:pPr>
-      <w:r>
-        <w:rPr>
-          <w:b/>
-          <w:bCs/>
-        </w:rPr>
-        <w:t xml:space="preserve">8. Find Kai's Mistake</w:t>
+        <w:t xml:space="preserve">     The mistake is in Step 2.</w:t>
       </w:r>
     </w:p>
     <w:p>
@@ -1316,23 +1332,7 @@
         <w:spacing w:after="20" w:before="0"/>
       </w:pPr>
       <w:r>
-        <w:t xml:space="preserve">     The mistake is in Step 3.</w:t>
-      </w:r>
-    </w:p>
-    <w:p>
-      <w:pPr>
-        <w:spacing w:after="20" w:before="0"/>
-      </w:pPr>
-      <w:r>
-        <w:t xml:space="preserve">     Correct work: Kai wrote a total of 2 decimal places, but the factors have 1 + 2 = 3 decimal places between them, so the product needs 3. Move the decimal 3 places in 7560 to get 7.560 = 7.56.</w:t>
-      </w:r>
-    </w:p>
-    <w:p>
-      <w:pPr>
-        <w:spacing w:after="80" w:before="0"/>
-      </w:pPr>
-      <w:r>
-        <w:t xml:space="preserve">     Watch for: Kai's whole-number product 24 × 315 = 7,560 is fine, but the place count is not: 2.4 has 1 decimal place and 3.15 has 2, so the total is 1 + 2 = 3 places, not 2. Moving the point 3 places from the right in 7560 gives 7.560 = 7.56, which matches the estimate 2 × 3 = 6.</w:t>
+        <w:t xml:space="preserve">     Correct work: The correct answer is 5 × 3 = 15. Round 4.8 to 5 and 3.2 to 3. The estimate 5 × 3 = 15 is closest to the exact answer 15.36.</w:t>
       </w:r>
     </w:p>
     <w:sectPr>
@@ -1521,7 +1521,14 @@
 <file path=word/styles.xml><?xml version="1.0" encoding="utf-8"?>
 <w:styles xmlns:mc="http://schemas.openxmlformats.org/markup-compatibility/2006" xmlns:r="http://schemas.openxmlformats.org/officeDocument/2006/relationships" xmlns:w="http://schemas.openxmlformats.org/wordprocessingml/2006/main" xmlns:w14="http://schemas.microsoft.com/office/word/2010/wordml" xmlns:w15="http://schemas.microsoft.com/office/word/2012/wordml" mc:Ignorable="w14 w15">
   <w:docDefaults>
-    <w:rPrDefault/>
+    <w:rPrDefault>
+      <w:rPr>
+        <w:rFonts w:ascii="Arial" w:cs="Arial" w:eastAsia="Arial" w:hAnsi="Arial"/>
+        <w:sz w:val="22"/>
+        <w:szCs w:val="22"/>
+        <w:lang w:val="en-US"/>
+      </w:rPr>
+    </w:rPrDefault>
     <w:pPrDefault/>
   </w:docDefaults>
   <w:style w:type="paragraph" w:styleId="Title">
@@ -1539,10 +1546,16 @@
     <w:basedOn w:val="Normal"/>
     <w:next w:val="Normal"/>
     <w:qFormat/>
+    <w:pPr>
+      <w:keepNext/>
+    </w:pPr>
     <w:rPr>
-      <w:color w:val="2E74B5"/>
-      <w:sz w:val="32"/>
-      <w:szCs w:val="32"/>
+      <w:rFonts w:ascii="Arial" w:cs="Arial" w:eastAsia="Arial" w:hAnsi="Arial"/>
+      <w:b/>
+      <w:bCs/>
+      <w:color w:val="183E56"/>
+      <w:sz w:val="34"/>
+      <w:szCs w:val="34"/>
     </w:rPr>
   </w:style>
   <w:style w:type="paragraph" w:styleId="Heading2">
@@ -1550,8 +1563,14 @@
     <w:basedOn w:val="Normal"/>
     <w:next w:val="Normal"/>
     <w:qFormat/>
+    <w:pPr>
+      <w:keepNext/>
+    </w:pPr>
     <w:rPr>
-      <w:color w:val="2E74B5"/>
+      <w:rFonts w:ascii="Arial" w:cs="Arial" w:eastAsia="Arial" w:hAnsi="Arial"/>
+      <w:b/>
+      <w:bCs/>
+      <w:color w:val="176B70"/>
       <w:sz w:val="26"/>
       <w:szCs w:val="26"/>
     </w:rPr>

--- a/lessons/2-12-group1/homework.docx
+++ b/lessons/2-12-group1/homework.docx
@@ -1025,316 +1025,6 @@
         <w:t xml:space="preserve">______________________________________________________________________</w:t>
       </w:r>
     </w:p>
-    <w:p>
-      <w:r>
-        <w:br w:type="page"/>
-      </w:r>
-    </w:p>
-    <w:p>
-      <w:pPr>
-        <w:pStyle w:val="Heading1"/>
-        <w:spacing w:after="120"/>
-      </w:pPr>
-      <w:r>
-        <w:rPr>
-          <w:b/>
-          <w:bCs/>
-        </w:rPr>
-        <w:t xml:space="preserve">Answer Key (Teacher)</w:t>
-      </w:r>
-    </w:p>
-    <w:p>
-      <w:pPr>
-        <w:spacing w:after="40" w:before="0"/>
-      </w:pPr>
-      <w:r>
-        <w:rPr>
-          <w:b/>
-          <w:bCs/>
-        </w:rPr>
-        <w:t xml:space="preserve">1. C. 8.84</w:t>
-      </w:r>
-    </w:p>
-    <w:p>
-      <w:pPr>
-        <w:spacing w:after="20" w:before="0"/>
-      </w:pPr>
-      <w:r>
-        <w:t xml:space="preserve">     34 × 26 = 884. There are 2 total decimal places (1 + 1), so place the decimal to get 8.84.</w:t>
-      </w:r>
-    </w:p>
-    <w:p>
-      <w:pPr>
-        <w:spacing w:after="80" w:before="0"/>
-      </w:pPr>
-      <w:r>
-        <w:rPr>
-          <w:i/>
-          <w:iCs/>
-        </w:rPr>
-        <w:t xml:space="preserve">     Watch for: A common mistake in Multiply Decimals is counting decimal places from only one factor instead of adding the decimal places from BOTH factors. For example, in 0.4 × 0.06, a student multiplies 4 × 6 = 24, then places the decimal point using just one factor's place count (1 place), writing 0.24 instead of the correct answer: 0.4 has 1 decimal place and 0.06 has 2 decimal places, for a total of 3, so 24 becomes 0.024. Before you submit, count the decimal places in EACH factor separately and add them together — that total is how many decimal places belong in your final answer.</w:t>
-      </w:r>
-    </w:p>
-    <w:p>
-      <w:pPr>
-        <w:spacing w:after="40" w:before="0"/>
-      </w:pPr>
-      <w:r>
-        <w:rPr>
-          <w:b/>
-          <w:bCs/>
-        </w:rPr>
-        <w:t xml:space="preserve">2. B. 1.05</w:t>
-      </w:r>
-    </w:p>
-    <w:p>
-      <w:pPr>
-        <w:spacing w:after="20" w:before="0"/>
-      </w:pPr>
-      <w:r>
-        <w:t xml:space="preserve">     7 × 15 = 105. There are 2 total decimal places (1 + 1), so place the decimal to get 1.05.</w:t>
-      </w:r>
-    </w:p>
-    <w:p>
-      <w:pPr>
-        <w:spacing w:after="80" w:before="0"/>
-      </w:pPr>
-      <w:r>
-        <w:rPr>
-          <w:i/>
-          <w:iCs/>
-        </w:rPr>
-        <w:t xml:space="preserve">     Watch for: A common mistake in Multiply Decimals is counting decimal places from only one factor instead of adding the decimal places from BOTH factors. For example, in 0.4 × 0.06, a student multiplies 4 × 6 = 24, then places the decimal point using just one factor's place count (1 place), writing 0.24 instead of the correct answer: 0.4 has 1 decimal place and 0.06 has 2 decimal places, for a total of 3, so 24 becomes 0.024. Before you submit, count the decimal places in EACH factor separately and add them together — that total is how many decimal places belong in your final answer.</w:t>
-      </w:r>
-    </w:p>
-    <w:p>
-      <w:pPr>
-        <w:spacing w:after="40" w:before="0"/>
-      </w:pPr>
-      <w:r>
-        <w:rPr>
-          <w:b/>
-          <w:bCs/>
-        </w:rPr>
-        <w:t xml:space="preserve">3. Spot the Common Mistake — Counting Decimal Places</w:t>
-      </w:r>
-    </w:p>
-    <w:p>
-      <w:pPr>
-        <w:spacing w:after="20" w:before="0"/>
-      </w:pPr>
-      <w:r>
-        <w:t xml:space="preserve">     The mistake is in Step 3.</w:t>
-      </w:r>
-    </w:p>
-    <w:p>
-      <w:pPr>
-        <w:spacing w:after="20" w:before="0"/>
-      </w:pPr>
-      <w:r>
-        <w:t xml:space="preserve">     Correct work: The whole-number product 3 × 6 = 18 is correct, but the decimal-place count is wrong. 0.3 has 1 place and 0.6 has 1 place, so 1 + 1 = 2 total places — not 1. Move the point 2 places from the right in 18 to get 0.18. So 0.3 × 0.6 = 0.18.</w:t>
-      </w:r>
-    </w:p>
-    <w:p>
-      <w:pPr>
-        <w:spacing w:after="80" w:before="0"/>
-      </w:pPr>
-      <w:r>
-        <w:t xml:space="preserve">     Watch for: The count of decimal places is wrong. 0.3 has 1 decimal place and 0.6 has 1, so the product needs 1 + 1 = 2 places, not 1. The digits 3 × 6 = 18 are correct, and moving the point 2 places from the right gives 0.18. That size also makes sense: taking 0.3 of 0.6 must land below both factors, so 1.8 is far too large.</w:t>
-      </w:r>
-    </w:p>
-    <w:p>
-      <w:pPr>
-        <w:spacing w:after="40" w:before="0"/>
-      </w:pPr>
-      <w:r>
-        <w:rPr>
-          <w:b/>
-          <w:bCs/>
-        </w:rPr>
-        <w:t xml:space="preserve">4. C. 133.2 miles</w:t>
-      </w:r>
-    </w:p>
-    <w:p>
-      <w:pPr>
-        <w:spacing w:after="20" w:before="0"/>
-      </w:pPr>
-      <w:r>
-        <w:t xml:space="preserve">     555 × 24 = 13,320. Total decimal places: 1 + 1 = 2. Answer: 133.20 = 133.2 miles.</w:t>
-      </w:r>
-    </w:p>
-    <w:p>
-      <w:pPr>
-        <w:spacing w:after="80" w:before="0"/>
-      </w:pPr>
-      <w:r>
-        <w:rPr>
-          <w:i/>
-          <w:iCs/>
-        </w:rPr>
-        <w:t xml:space="preserve">     Watch for: A common mistake in Multiply Decimals is counting decimal places from only one factor instead of adding the decimal places from BOTH factors. For example, in 0.4 × 0.06, a student multiplies 4 × 6 = 24, then places the decimal point using just one factor's place count (1 place), writing 0.24 instead of the correct answer: 0.4 has 1 decimal place and 0.06 has 2 decimal places, for a total of 3, so 24 becomes 0.024. Before you submit, count the decimal places in EACH factor separately and add them together — that total is how many decimal places belong in your final answer.</w:t>
-      </w:r>
-    </w:p>
-    <w:p>
-      <w:pPr>
-        <w:spacing w:after="40" w:before="0"/>
-      </w:pPr>
-      <w:r>
-        <w:rPr>
-          <w:b/>
-          <w:bCs/>
-        </w:rPr>
-        <w:t xml:space="preserve">5. Spot the Common Mistake — Placing the Decimal Point</w:t>
-      </w:r>
-    </w:p>
-    <w:p>
-      <w:pPr>
-        <w:spacing w:after="20" w:before="0"/>
-      </w:pPr>
-      <w:r>
-        <w:t xml:space="preserve">     The mistake is in Step 4.</w:t>
-      </w:r>
-    </w:p>
-    <w:p>
-      <w:pPr>
-        <w:spacing w:after="20" w:before="0"/>
-      </w:pPr>
-      <w:r>
-        <w:t xml:space="preserve">     Correct work: The whole-number product 15 × 24 = 360 and the count of 2 decimal places are both correct. The mistake is in placing the point: moving it 2 places from the right in 360 gives 3.60, not 0.36. So 1.5 × 2.4 = 3.6. An estimate of 2 × 2 = 4 confirms 3.6 is reasonable, while 0.36 is far too small.</w:t>
-      </w:r>
-    </w:p>
-    <w:p>
-      <w:pPr>
-        <w:spacing w:after="80" w:before="0"/>
-      </w:pPr>
-      <w:r>
-        <w:t xml:space="preserve">     Watch for: The digits 15 × 24 = 360 and the count of 2 decimal places are both correct; only the placement is off. Counting 2 places from the right end of 360 lands the point between the 3 and the 6, giving 3.60 = 3.6. An estimate of 2 × 2 = 4 confirms that 3.6 is the reasonable size and 0.36 is about ten times too small.</w:t>
-      </w:r>
-    </w:p>
-    <w:p>
-      <w:pPr>
-        <w:spacing w:after="40" w:before="0"/>
-      </w:pPr>
-      <w:r>
-        <w:rPr>
-          <w:b/>
-          <w:bCs/>
-        </w:rPr>
-        <w:t xml:space="preserve">6. C. $12.75</w:t>
-      </w:r>
-    </w:p>
-    <w:p>
-      <w:pPr>
-        <w:spacing w:after="20" w:before="0"/>
-      </w:pPr>
-      <w:r>
-        <w:t xml:space="preserve">     3 × 425 = 1,275. The factor $4.25 has 2 decimal places, so 3 × $4.25 = $12.75.</w:t>
-      </w:r>
-    </w:p>
-    <w:p>
-      <w:pPr>
-        <w:spacing w:after="80" w:before="0"/>
-      </w:pPr>
-      <w:r>
-        <w:rPr>
-          <w:i/>
-          <w:iCs/>
-        </w:rPr>
-        <w:t xml:space="preserve">     Watch for: A common mistake in Multiply Decimals is counting decimal places from only one factor instead of adding the decimal places from BOTH factors. For example, in 0.4 × 0.06, a student multiplies 4 × 6 = 24, then places the decimal point using just one factor's place count (1 place), writing 0.24 instead of the correct answer: 0.4 has 1 decimal place and 0.06 has 2 decimal places, for a total of 3, so 24 becomes 0.024. Before you submit, count the decimal places in EACH factor separately and add them together — that total is how many decimal places belong in your final answer.</w:t>
-      </w:r>
-    </w:p>
-    <w:p>
-      <w:pPr>
-        <w:spacing w:after="40" w:before="0"/>
-      </w:pPr>
-      <w:r>
-        <w:rPr>
-          <w:b/>
-          <w:bCs/>
-        </w:rPr>
-        <w:t xml:space="preserve">7. B. $0.24</w:t>
-      </w:r>
-    </w:p>
-    <w:p>
-      <w:pPr>
-        <w:spacing w:after="20" w:before="0"/>
-      </w:pPr>
-      <w:r>
-        <w:t xml:space="preserve">     6 × 4 = 24. There are 2 total decimal places (1 + 1), so 0.6 × 0.4 = 0.24, which is $0.24.</w:t>
-      </w:r>
-    </w:p>
-    <w:p>
-      <w:pPr>
-        <w:spacing w:after="80" w:before="0"/>
-      </w:pPr>
-      <w:r>
-        <w:rPr>
-          <w:i/>
-          <w:iCs/>
-        </w:rPr>
-        <w:t xml:space="preserve">     Watch for: A common mistake in Multiply Decimals is counting decimal places from only one factor instead of adding the decimal places from BOTH factors. For example, in 0.4 × 0.06, a student multiplies 4 × 6 = 24, then places the decimal point using just one factor's place count (1 place), writing 0.24 instead of the correct answer: 0.4 has 1 decimal place and 0.06 has 2 decimal places, for a total of 3, so 24 becomes 0.024. Before you submit, count the decimal places in EACH factor separately and add them together — that total is how many decimal places belong in your final answer.</w:t>
-      </w:r>
-    </w:p>
-    <w:p>
-      <w:pPr>
-        <w:spacing w:after="40" w:before="0"/>
-      </w:pPr>
-      <w:r>
-        <w:rPr>
-          <w:b/>
-          <w:bCs/>
-        </w:rPr>
-        <w:t xml:space="preserve">8. B. $3.00</w:t>
-      </w:r>
-    </w:p>
-    <w:p>
-      <w:pPr>
-        <w:spacing w:after="20" w:before="0"/>
-      </w:pPr>
-      <w:r>
-        <w:t xml:space="preserve">     25 × 12 = 300. There are 2 total decimal places (1 + 1), so 2.5 × 1.2 = 3.00 = $3.00.</w:t>
-      </w:r>
-    </w:p>
-    <w:p>
-      <w:pPr>
-        <w:spacing w:after="80" w:before="0"/>
-      </w:pPr>
-      <w:r>
-        <w:rPr>
-          <w:i/>
-          <w:iCs/>
-        </w:rPr>
-        <w:t xml:space="preserve">     Watch for: A common mistake in Multiply Decimals is counting decimal places from only one factor instead of adding the decimal places from BOTH factors. For example, in 0.4 × 0.06, a student multiplies 4 × 6 = 24, then places the decimal point using just one factor's place count (1 place), writing 0.24 instead of the correct answer: 0.4 has 1 decimal place and 0.06 has 2 decimal places, for a total of 3, so 24 becomes 0.024. Before you submit, count the decimal places in EACH factor separately and add them together — that total is how many decimal places belong in your final answer.</w:t>
-      </w:r>
-    </w:p>
-    <w:p>
-      <w:pPr>
-        <w:spacing w:after="40" w:before="0"/>
-      </w:pPr>
-      <w:r>
-        <w:rPr>
-          <w:b/>
-          <w:bCs/>
-        </w:rPr>
-        <w:t xml:space="preserve">9. Fix our table's thinking</w:t>
-      </w:r>
-    </w:p>
-    <w:p>
-      <w:pPr>
-        <w:spacing w:after="20" w:before="0"/>
-      </w:pPr>
-      <w:r>
-        <w:t xml:space="preserve">     The mistake is in Step 2.</w:t>
-      </w:r>
-    </w:p>
-    <w:p>
-      <w:pPr>
-        <w:spacing w:after="20" w:before="0"/>
-      </w:pPr>
-      <w:r>
-        <w:t xml:space="preserve">     Correct work: The correct answer is 5 × 3 = 15. Round 4.8 to 5 and 3.2 to 3. The estimate 5 × 3 = 15 is closest to the exact answer 15.36.</w:t>
-      </w:r>
-    </w:p>
     <w:sectPr>
       <w:pgSz w:w="11906" w:h="16838" w:orient="portrait"/>
       <w:pgMar w:top="720" w:right="900" w:bottom="720" w:left="900" w:header="708" w:footer="708" w:gutter="0"/>
